--- a/145015_SectionManager_CorporateIT.docx
+++ b/145015_SectionManager_CorporateIT.docx
@@ -103,33 +103,19 @@
                 <w:rFonts w:ascii="Browallia New" w:eastAsia="Browallia New" w:hAnsi="Browallia New" w:cs="Browallia New"/>
                 <w:sz w:val="26"/>
               </w:rPr>
-              <w:t xml:space="preserve">1) </w:t>
-            </w:r>
+              <w:t>1) กรอกข้อมูลในช่องสีเหลืองเท่านั้น ข้อความสีเทาตัวเอียงเป็นเพียงตัวอย่าง ลบออกแล้วพิมพ์ข้อมูลจริงแทน</w:t>
+            </w:r>
+          </w:p>
+          <w:p>
+            <w:pPr>
+              <w:jc w:val="thaiDistribute"/>
+            </w:pPr>
             <w:r>
               <w:rPr>
                 <w:rFonts w:ascii="Browallia New" w:eastAsia="Browallia New" w:hAnsi="Browallia New" w:cs="Browallia New"/>
                 <w:sz w:val="26"/>
               </w:rPr>
-              <w:t>กรอกข้อมูลในช่องสีเหลืองเท่านั้น ข้อความสีเทาตัวเอียงเป็นเพียงตัวอย่าง ลบออกแล้วพิมพ์ข้อมูลจริงแทน</w:t>
-            </w:r>
-          </w:p>
-          <w:p>
-            <w:pPr>
-              <w:jc w:val="thaiDistribute"/>
-            </w:pPr>
-            <w:r>
-              <w:rPr>
-                <w:rFonts w:ascii="Browallia New" w:eastAsia="Browallia New" w:hAnsi="Browallia New" w:cs="Browallia New"/>
-                <w:sz w:val="26"/>
-              </w:rPr>
-              <w:t xml:space="preserve">2) </w:t>
-            </w:r>
-            <w:r>
-              <w:rPr>
-                <w:rFonts w:ascii="Browallia New" w:eastAsia="Browallia New" w:hAnsi="Browallia New" w:cs="Browallia New"/>
-                <w:sz w:val="26"/>
-              </w:rPr>
-              <w:t>จัดทำร่วมกันระหว่างผู้ดำรงตำแหน่งปัจจุบัน</w:t>
+              <w:t>2) จัดทำร่วมกันระหว่างผู้ดำรงตำแหน่งปัจจุบัน</w:t>
             </w:r>
             <w:r>
               <w:rPr>
@@ -157,14 +143,19 @@
                 <w:rFonts w:ascii="Browallia New" w:eastAsia="Browallia New" w:hAnsi="Browallia New" w:cs="Browallia New"/>
                 <w:sz w:val="26"/>
               </w:rPr>
-              <w:t xml:space="preserve">3) </w:t>
-            </w:r>
+              <w:t>3) ระดับความเชี่ยวชาญ (Proficiency Level) ให้ใช้เกณฑ์ 1-5 ตามตารางในหัวข้อ 4ค</w:t>
+            </w:r>
+          </w:p>
+          <w:p>
+            <w:pPr>
+              <w:jc w:val="thaiDistribute"/>
+            </w:pPr>
             <w:r>
               <w:rPr>
                 <w:rFonts w:ascii="Browallia New" w:eastAsia="Browallia New" w:hAnsi="Browallia New" w:cs="Browallia New"/>
                 <w:sz w:val="26"/>
               </w:rPr>
-              <w:t>ระดับความเชี่ยวชาญ (Proficiency Level) ให้ใช้เกณฑ์ 1-5 ตามตารางในหัวข้อ 4ค</w:t>
+              <w:t>4) เมื่อกรอกครบถ้วนแล้ว ให้ลงนามรับรองตามลำดับในหน้าถัดไป ก่อนนำส่ง HR Business Partner ของสายงาน</w:t>
             </w:r>
           </w:p>
           <w:p>
@@ -176,33 +167,7 @@
                 <w:rFonts w:ascii="Browallia New" w:eastAsia="Browallia New" w:hAnsi="Browallia New" w:cs="Browallia New"/>
                 <w:sz w:val="26"/>
               </w:rPr>
-              <w:t xml:space="preserve">4) </w:t>
-            </w:r>
-            <w:r>
-              <w:rPr>
-                <w:rFonts w:ascii="Browallia New" w:eastAsia="Browallia New" w:hAnsi="Browallia New" w:cs="Browallia New"/>
-                <w:sz w:val="26"/>
-              </w:rPr>
-              <w:t>เมื่อกรอกครบถ้วนแล้ว ให้ลงนามรับรองตามลำดับในหน้าถัดไป ก่อนนำส่ง HR Business Partner ของสายงาน</w:t>
-            </w:r>
-          </w:p>
-          <w:p>
-            <w:pPr>
-              <w:jc w:val="thaiDistribute"/>
-            </w:pPr>
-            <w:r>
-              <w:rPr>
-                <w:rFonts w:ascii="Browallia New" w:eastAsia="Browallia New" w:hAnsi="Browallia New" w:cs="Browallia New"/>
-                <w:sz w:val="26"/>
-              </w:rPr>
-              <w:t xml:space="preserve">5) </w:t>
-            </w:r>
-            <w:r>
-              <w:rPr>
-                <w:rFonts w:ascii="Browallia New" w:eastAsia="Browallia New" w:hAnsi="Browallia New" w:cs="Browallia New"/>
-                <w:sz w:val="26"/>
-              </w:rPr>
-              <w:t>เอกสารฉบับนี้จัดเป็นข้อมูลลับ (Confidential) ใช้ภายในองค์กรเพื่อการบริหารแผนสืบทอดตำแหน่งเท่านั้น ห้ามเผยแพร่หรือส่งต่อโดยไม่ได้รับอนุญาต</w:t>
+              <w:t>5) เอกสารฉบับนี้จัดเป็นข้อมูลลับ (Confidential) ใช้ภายในองค์กรเพื่อการบริหารแผนสืบทอดตำแหน่งเท่านั้น ห้ามเผยแพร่หรือส่งต่อโดยไม่ได้รับอนุญาต</w:t>
             </w:r>
           </w:p>
         </w:tc>
@@ -433,15 +398,15 @@
           <w:p>
             <w:pPr>
               <w:rPr>
-                <w:sz w:val="18"/>
-                <w:szCs w:val="18"/>
+                <w:sz w:val="28"/>
+                <w:szCs w:val="28"/>
                 <w:lang w:val="en-US" w:bidi="th-TH"/>
               </w:rPr>
             </w:pPr>
             <w:r>
               <w:rPr>
-                <w:sz w:val="18"/>
-                <w:szCs w:val="18"/>
+                <w:sz w:val="28"/>
+                <w:szCs w:val="28"/>
                 <w:lang w:val="en-US" w:bidi="th-TH"/>
               </w:rPr>
               <w:t>Section Manager - Corporate Information Technology System</w:t>
@@ -474,6 +439,8 @@
           <w:p>
             <w:pPr>
               <w:rPr>
+                <w:sz w:val="28"/>
+                <w:szCs w:val="28"/>
                 <w:cs/>
                 <w:lang w:val="en-US" w:bidi="th-TH"/>
               </w:rPr>
@@ -481,31 +448,11 @@
             <w:r>
               <w:rPr>
                 <w:rFonts w:ascii="Browallia New" w:eastAsia="Browallia New" w:hAnsi="Browallia New" w:cs="Browallia New"/>
-                <w:i/>
-                <w:color w:val="808080"/>
+                <w:sz w:val="28"/>
+                <w:szCs w:val="28"/>
                 <w:lang w:val="en-US" w:bidi="th-TH"/>
               </w:rPr>
-              <w:t>HR</w:t>
-            </w:r>
-            <w:r>
-              <w:rPr>
-                <w:rFonts w:ascii="Browallia New" w:eastAsia="Browallia New" w:hAnsi="Browallia New" w:cs="Browallia New" w:hint="cs"/>
-                <w:i/>
-                <w:color w:val="808080"/>
-                <w:cs/>
-                <w:lang w:val="en-US" w:bidi="th-TH"/>
-              </w:rPr>
-              <w:t xml:space="preserve"> จะเติมข้อมูลส่วนนี้ใ</w:t>
-            </w:r>
-            <w:r>
-              <w:rPr>
-                <w:rFonts w:ascii="Browallia New" w:eastAsia="Browallia New" w:hAnsi="Browallia New" w:cs="Browallia New" w:hint="cs"/>
-                <w:i/>
-                <w:color w:val="808080"/>
-                <w:cs/>
-                <w:lang w:val="en-US" w:bidi="th-TH"/>
-              </w:rPr>
-              <w:t>ห้</w:t>
+              <w:t>Section Manager</w:t>
             </w:r>
           </w:p>
         </w:tc>
@@ -533,24 +480,20 @@
             <w:tcW w:w="5331" w:type="dxa"/>
           </w:tcPr>
           <w:p>
-            <w:r>
-              <w:rPr>
-                <w:rFonts w:ascii="Browallia New" w:eastAsia="Browallia New" w:hAnsi="Browallia New" w:cs="Browallia New"/>
-                <w:i/>
-                <w:color w:val="808080"/>
+            <w:pPr>
+              <w:rPr>
+                <w:sz w:val="28"/>
+                <w:szCs w:val="28"/>
+              </w:rPr>
+            </w:pPr>
+            <w:r>
+              <w:rPr>
+                <w:rFonts w:ascii="Browallia New" w:eastAsia="Browallia New" w:hAnsi="Browallia New" w:cs="Browallia New"/>
+                <w:sz w:val="28"/>
+                <w:szCs w:val="28"/>
                 <w:lang w:val="en-US" w:bidi="th-TH"/>
               </w:rPr>
-              <w:t>HR</w:t>
-            </w:r>
-            <w:r>
-              <w:rPr>
-                <w:rFonts w:ascii="Browallia New" w:eastAsia="Browallia New" w:hAnsi="Browallia New" w:cs="Browallia New" w:hint="cs"/>
-                <w:i/>
-                <w:color w:val="808080"/>
-                <w:cs/>
-                <w:lang w:val="en-US" w:bidi="th-TH"/>
-              </w:rPr>
-              <w:t xml:space="preserve"> จะเติมข้อมูลส่วนนี้ให้</w:t>
+              <w:t>Finance &amp; Accounting, Information Technology and Procurement</w:t>
             </w:r>
           </w:p>
         </w:tc>
@@ -578,24 +521,20 @@
             <w:tcW w:w="5331" w:type="dxa"/>
           </w:tcPr>
           <w:p>
-            <w:r>
-              <w:rPr>
-                <w:rFonts w:ascii="Browallia New" w:eastAsia="Browallia New" w:hAnsi="Browallia New" w:cs="Browallia New"/>
-                <w:i/>
-                <w:color w:val="808080"/>
+            <w:pPr>
+              <w:rPr>
+                <w:sz w:val="28"/>
+                <w:szCs w:val="28"/>
+              </w:rPr>
+            </w:pPr>
+            <w:r>
+              <w:rPr>
+                <w:rFonts w:ascii="Browallia New" w:eastAsia="Browallia New" w:hAnsi="Browallia New" w:cs="Browallia New"/>
+                <w:sz w:val="28"/>
+                <w:szCs w:val="28"/>
                 <w:lang w:val="en-US" w:bidi="th-TH"/>
               </w:rPr>
-              <w:t>HR</w:t>
-            </w:r>
-            <w:r>
-              <w:rPr>
-                <w:rFonts w:ascii="Browallia New" w:eastAsia="Browallia New" w:hAnsi="Browallia New" w:cs="Browallia New" w:hint="cs"/>
-                <w:i/>
-                <w:color w:val="808080"/>
-                <w:cs/>
-                <w:lang w:val="en-US" w:bidi="th-TH"/>
-              </w:rPr>
-              <w:t xml:space="preserve"> จะเติมข้อมูลส่วนนี้ให้</w:t>
+              <w:t>Corporate Information Technology</w:t>
             </w:r>
           </w:p>
         </w:tc>
@@ -623,24 +562,20 @@
             <w:tcW w:w="5331" w:type="dxa"/>
           </w:tcPr>
           <w:p>
-            <w:r>
-              <w:rPr>
-                <w:rFonts w:ascii="Browallia New" w:eastAsia="Browallia New" w:hAnsi="Browallia New" w:cs="Browallia New"/>
-                <w:i/>
-                <w:color w:val="808080"/>
+            <w:pPr>
+              <w:rPr>
+                <w:sz w:val="28"/>
+                <w:szCs w:val="28"/>
+              </w:rPr>
+            </w:pPr>
+            <w:r>
+              <w:rPr>
+                <w:rFonts w:ascii="Browallia New" w:eastAsia="Browallia New" w:hAnsi="Browallia New" w:cs="Browallia New"/>
+                <w:sz w:val="28"/>
+                <w:szCs w:val="28"/>
                 <w:lang w:val="en-US" w:bidi="th-TH"/>
               </w:rPr>
-              <w:t>HR</w:t>
-            </w:r>
-            <w:r>
-              <w:rPr>
-                <w:rFonts w:ascii="Browallia New" w:eastAsia="Browallia New" w:hAnsi="Browallia New" w:cs="Browallia New" w:hint="cs"/>
-                <w:i/>
-                <w:color w:val="808080"/>
-                <w:cs/>
-                <w:lang w:val="en-US" w:bidi="th-TH"/>
-              </w:rPr>
-              <w:t xml:space="preserve"> จะเติมข้อมูลส่วนนี้ให้</w:t>
+              <w:t>Corporate Information Technology</w:t>
             </w:r>
           </w:p>
         </w:tc>
@@ -668,24 +603,21 @@
             <w:tcW w:w="5331" w:type="dxa"/>
           </w:tcPr>
           <w:p>
-            <w:r>
-              <w:rPr>
-                <w:rFonts w:ascii="Browallia New" w:eastAsia="Browallia New" w:hAnsi="Browallia New" w:cs="Browallia New"/>
-                <w:i/>
-                <w:color w:val="808080"/>
-                <w:lang w:val="en-US" w:bidi="th-TH"/>
-              </w:rPr>
-              <w:t>HR</w:t>
-            </w:r>
-            <w:r>
-              <w:rPr>
-                <w:rFonts w:ascii="Browallia New" w:eastAsia="Browallia New" w:hAnsi="Browallia New" w:cs="Browallia New" w:hint="cs"/>
-                <w:i/>
-                <w:color w:val="808080"/>
+            <w:pPr>
+              <w:rPr>
+                <w:sz w:val="28"/>
+                <w:szCs w:val="28"/>
+              </w:rPr>
+            </w:pPr>
+            <w:r>
+              <w:rPr>
+                <w:rFonts w:ascii="Browallia New" w:eastAsia="Browallia New" w:hAnsi="Browallia New" w:cs="Browallia New"/>
+                <w:sz w:val="28"/>
+                <w:szCs w:val="28"/>
                 <w:cs/>
-                <w:lang w:val="en-US" w:bidi="th-TH"/>
-              </w:rPr>
-              <w:t xml:space="preserve"> จะเติมข้อมูลส่วนนี้ให้</w:t>
+                <w:lang w:val="en-US"/>
+              </w:rPr>
+              <w:t>ไชยยันต์ กิจมีรัศมีโยธิน</w:t>
             </w:r>
           </w:p>
         </w:tc>
@@ -713,24 +645,21 @@
             <w:tcW w:w="5331" w:type="dxa"/>
           </w:tcPr>
           <w:p>
-            <w:r>
-              <w:rPr>
-                <w:rFonts w:ascii="Browallia New" w:eastAsia="Browallia New" w:hAnsi="Browallia New" w:cs="Browallia New"/>
-                <w:i/>
-                <w:color w:val="808080"/>
-                <w:lang w:val="en-US" w:bidi="th-TH"/>
-              </w:rPr>
-              <w:t>HR</w:t>
-            </w:r>
-            <w:r>
-              <w:rPr>
-                <w:rFonts w:ascii="Browallia New" w:eastAsia="Browallia New" w:hAnsi="Browallia New" w:cs="Browallia New" w:hint="cs"/>
-                <w:i/>
-                <w:color w:val="808080"/>
+            <w:pPr>
+              <w:rPr>
+                <w:sz w:val="28"/>
+                <w:szCs w:val="28"/>
+              </w:rPr>
+            </w:pPr>
+            <w:r>
+              <w:rPr>
+                <w:rFonts w:ascii="Browallia New" w:eastAsia="Browallia New" w:hAnsi="Browallia New" w:cs="Browallia New"/>
+                <w:sz w:val="28"/>
+                <w:szCs w:val="28"/>
                 <w:cs/>
-                <w:lang w:val="en-US" w:bidi="th-TH"/>
-              </w:rPr>
-              <w:t xml:space="preserve"> จะเติมข้อมูลส่วนนี้ให้</w:t>
+                <w:lang w:val="en-US"/>
+              </w:rPr>
+              <w:t>เสถียร ศรีใสคำ</w:t>
             </w:r>
           </w:p>
         </w:tc>
@@ -844,16 +773,7 @@
                 <w:color w:val="C8102E"/>
                 <w:sz w:val="26"/>
               </w:rPr>
-              <w:t>(</w:t>
-            </w:r>
-            <w:r>
-              <w:rPr>
-                <w:rFonts w:ascii="Browallia New" w:eastAsia="Browallia New" w:hAnsi="Browallia New" w:cs="Browallia New"/>
-                <w:i/>
-                <w:color w:val="C8102E"/>
-                <w:sz w:val="26"/>
-              </w:rPr>
-              <w:t>จัดทำ)</w:t>
+              <w:t>(จัดทำ)</w:t>
             </w:r>
           </w:p>
           <w:p>
@@ -913,16 +833,7 @@
                 <w:color w:val="C8102E"/>
                 <w:sz w:val="26"/>
               </w:rPr>
-              <w:t>(</w:t>
-            </w:r>
-            <w:r>
-              <w:rPr>
-                <w:rFonts w:ascii="Browallia New" w:eastAsia="Browallia New" w:hAnsi="Browallia New" w:cs="Browallia New"/>
-                <w:i/>
-                <w:color w:val="C8102E"/>
-                <w:sz w:val="26"/>
-              </w:rPr>
-              <w:t>ตรวจสอบความถูกต้อง)</w:t>
+              <w:t>(ตรวจสอบความถูกต้อง)</w:t>
             </w:r>
           </w:p>
           <w:p>
@@ -970,16 +881,7 @@
                 <w:color w:val="C8102E"/>
                 <w:sz w:val="26"/>
               </w:rPr>
-              <w:t>(</w:t>
-            </w:r>
-            <w:r>
-              <w:rPr>
-                <w:rFonts w:ascii="Browallia New" w:eastAsia="Browallia New" w:hAnsi="Browallia New" w:cs="Browallia New"/>
-                <w:i/>
-                <w:color w:val="C8102E"/>
-                <w:sz w:val="26"/>
-              </w:rPr>
-              <w:t>รับรอง)</w:t>
+              <w:t>(รับรอง)</w:t>
             </w:r>
           </w:p>
           <w:p>
@@ -1031,16 +933,7 @@
                 <w:color w:val="C8102E"/>
                 <w:sz w:val="26"/>
               </w:rPr>
-              <w:t>(</w:t>
-            </w:r>
-            <w:r>
-              <w:rPr>
-                <w:rFonts w:ascii="Browallia New" w:eastAsia="Browallia New" w:hAnsi="Browallia New" w:cs="Browallia New"/>
-                <w:i/>
-                <w:color w:val="C8102E"/>
-                <w:sz w:val="26"/>
-              </w:rPr>
-              <w:t>อนุมัติ)</w:t>
+              <w:t>(อนุมัติ)</w:t>
             </w:r>
           </w:p>
           <w:p>
@@ -1076,6 +969,7 @@
                 <w:rFonts w:ascii="Browallia New" w:eastAsia="Browallia New" w:hAnsi="Browallia New" w:cs="Browallia New"/>
                 <w:sz w:val="26"/>
               </w:rPr>
+              <w:lastRenderedPageBreak/>
               <w:t>วันที่: ______________________</w:t>
             </w:r>
           </w:p>
@@ -1090,6 +984,7 @@
                 <w:rFonts w:ascii="Browallia New" w:eastAsia="Browallia New" w:hAnsi="Browallia New" w:cs="Browallia New"/>
                 <w:sz w:val="26"/>
               </w:rPr>
+              <w:lastRenderedPageBreak/>
               <w:t>ลงชื่อ: ______________________</w:t>
             </w:r>
           </w:p>
@@ -1099,6 +994,7 @@
                 <w:rFonts w:ascii="Browallia New" w:eastAsia="Browallia New" w:hAnsi="Browallia New" w:cs="Browallia New"/>
                 <w:sz w:val="26"/>
               </w:rPr>
+              <w:lastRenderedPageBreak/>
               <w:t>วันที่: ______________________</w:t>
             </w:r>
           </w:p>
@@ -1113,6 +1009,7 @@
                 <w:rFonts w:ascii="Browallia New" w:eastAsia="Browallia New" w:hAnsi="Browallia New" w:cs="Browallia New"/>
                 <w:sz w:val="26"/>
               </w:rPr>
+              <w:lastRenderedPageBreak/>
               <w:t>ลงชื่อ: ______________________</w:t>
             </w:r>
           </w:p>
@@ -1122,6 +1019,7 @@
                 <w:rFonts w:ascii="Browallia New" w:eastAsia="Browallia New" w:hAnsi="Browallia New" w:cs="Browallia New"/>
                 <w:sz w:val="26"/>
               </w:rPr>
+              <w:lastRenderedPageBreak/>
               <w:t>วันที่: ______________________</w:t>
             </w:r>
           </w:p>
@@ -1136,6 +1034,7 @@
                 <w:rFonts w:ascii="Browallia New" w:eastAsia="Browallia New" w:hAnsi="Browallia New" w:cs="Browallia New"/>
                 <w:sz w:val="26"/>
               </w:rPr>
+              <w:lastRenderedPageBreak/>
               <w:t>ลงชื่อ: ______________________</w:t>
             </w:r>
           </w:p>
@@ -1145,6 +1044,7 @@
                 <w:rFonts w:ascii="Browallia New" w:eastAsia="Browallia New" w:hAnsi="Browallia New" w:cs="Browallia New"/>
                 <w:sz w:val="26"/>
               </w:rPr>
+              <w:lastRenderedPageBreak/>
               <w:t>วันที่: ______________________</w:t>
             </w:r>
           </w:p>
@@ -1194,15 +1094,7 @@
                 <w:b/>
                 <w:sz w:val="28"/>
               </w:rPr>
-              <w:t>1</w:t>
-            </w:r>
-            <w:r>
-              <w:rPr>
-                <w:rFonts w:ascii="Browallia New" w:eastAsia="Browallia New" w:hAnsi="Browallia New" w:cs="Browallia New"/>
-                <w:b/>
-                <w:sz w:val="28"/>
-              </w:rPr>
-              <w:t>ก. ความสัมพันธ์</w:t>
+              <w:t>1ก. ความสัมพันธ์</w:t>
             </w:r>
             <w:r>
               <w:rPr>
@@ -1372,17 +1264,7 @@
                 <w:color w:val="808080"/>
                 <w:lang w:val="en-US" w:bidi="th-TH"/>
               </w:rPr>
-              <w:t>HR</w:t>
-            </w:r>
-            <w:r>
-              <w:rPr>
-                <w:rFonts w:ascii="Browallia New" w:eastAsia="Browallia New" w:hAnsi="Browallia New" w:cs="Browallia New" w:hint="cs"/>
-                <w:i/>
-                <w:color w:val="808080"/>
-                <w:cs/>
-                <w:lang w:val="en-US" w:bidi="th-TH"/>
-              </w:rPr>
-              <w:t xml:space="preserve"> จะเติมข้อมูลส่วนนี้ให้</w:t>
+              <w:t>-</w:t>
             </w:r>
           </w:p>
         </w:tc>
@@ -1401,17 +1283,7 @@
                 <w:color w:val="808080"/>
                 <w:lang w:val="en-US" w:bidi="th-TH"/>
               </w:rPr>
-              <w:t>HR</w:t>
-            </w:r>
-            <w:r>
-              <w:rPr>
-                <w:rFonts w:ascii="Browallia New" w:eastAsia="Browallia New" w:hAnsi="Browallia New" w:cs="Browallia New" w:hint="cs"/>
-                <w:i/>
-                <w:color w:val="808080"/>
-                <w:cs/>
-                <w:lang w:val="en-US" w:bidi="th-TH"/>
-              </w:rPr>
-              <w:t xml:space="preserve"> จะเติมข้อมูลส่วนนี้ให้</w:t>
+              <w:t>2</w:t>
             </w:r>
           </w:p>
         </w:tc>
@@ -1432,19 +1304,7 @@
                 <w:szCs w:val="22"/>
                 <w:lang w:val="en-US" w:bidi="th-TH"/>
               </w:rPr>
-              <w:t>HR</w:t>
-            </w:r>
-            <w:r>
-              <w:rPr>
-                <w:rFonts w:ascii="Browallia New" w:eastAsia="Browallia New" w:hAnsi="Browallia New" w:cs="Browallia New" w:hint="cs"/>
-                <w:i/>
-                <w:color w:val="808080"/>
-                <w:sz w:val="22"/>
-                <w:szCs w:val="22"/>
-                <w:cs/>
-                <w:lang w:val="en-US" w:bidi="th-TH"/>
-              </w:rPr>
-              <w:t xml:space="preserve"> จะเติมข้อมูลส่วนนี้ให้</w:t>
+              <w:t>2</w:t>
             </w:r>
           </w:p>
         </w:tc>
@@ -2039,15 +1899,7 @@
                 <w:b/>
                 <w:sz w:val="28"/>
               </w:rPr>
-              <w:t>1</w:t>
-            </w:r>
-            <w:r>
-              <w:rPr>
-                <w:rFonts w:ascii="Browallia New" w:eastAsia="Browallia New" w:hAnsi="Browallia New" w:cs="Browallia New"/>
-                <w:b/>
-                <w:sz w:val="28"/>
-              </w:rPr>
-              <w:t>ข. ความสัมพันธ์</w:t>
+              <w:t>1ข. ความสัมพันธ์</w:t>
             </w:r>
             <w:r>
               <w:rPr>
@@ -2403,15 +2255,7 @@
                 <w:b/>
                 <w:sz w:val="28"/>
               </w:rPr>
-              <w:t>2</w:t>
-            </w:r>
-            <w:r>
-              <w:rPr>
-                <w:rFonts w:ascii="Browallia New" w:eastAsia="Browallia New" w:hAnsi="Browallia New" w:cs="Browallia New"/>
-                <w:b/>
-                <w:sz w:val="28"/>
-              </w:rPr>
-              <w:t>ก. วัตถุประสงค์ของตำแหน่งงาน</w:t>
+              <w:t>2ก. วัตถุประสงค์ของตำแหน่งงาน</w:t>
             </w:r>
           </w:p>
           <w:p>
@@ -2599,15 +2443,7 @@
                 <w:b/>
                 <w:sz w:val="28"/>
               </w:rPr>
-              <w:t>2</w:t>
-            </w:r>
-            <w:r>
-              <w:rPr>
-                <w:rFonts w:ascii="Browallia New" w:eastAsia="Browallia New" w:hAnsi="Browallia New" w:cs="Browallia New"/>
-                <w:b/>
-                <w:sz w:val="28"/>
-              </w:rPr>
-              <w:t>ข. ตัวชี้วัดความสำเร็จหลักของตำแหน่ง (Key Success Indicators)</w:t>
+              <w:t>2ข. ตัวชี้วัดความสำเร็จหลักของตำแหน่ง (Key Success Indicators)</w:t>
             </w:r>
           </w:p>
           <w:p>
@@ -2623,6 +2459,7 @@
                 <w:iCs/>
                 <w:sz w:val="26"/>
               </w:rPr>
+              <w:lastRenderedPageBreak/>
               <w:t>ระบุว่า “ผลงานที่โดดเด่น” ในตำแหน่งนี้วัดผลจากอะไร</w:t>
             </w:r>
             <w:r>
@@ -2835,15 +2672,7 @@
                 <w:b/>
                 <w:sz w:val="28"/>
               </w:rPr>
-              <w:t>3</w:t>
-            </w:r>
-            <w:r>
-              <w:rPr>
-                <w:rFonts w:ascii="Browallia New" w:eastAsia="Browallia New" w:hAnsi="Browallia New" w:cs="Browallia New"/>
-                <w:b/>
-                <w:sz w:val="28"/>
-              </w:rPr>
-              <w:t>ก. ขอบเขตงาน</w:t>
+              <w:t>3ก. ขอบเขตงาน</w:t>
             </w:r>
           </w:p>
           <w:p>
@@ -2937,15 +2766,7 @@
                 <w:b/>
                 <w:sz w:val="28"/>
               </w:rPr>
-              <w:t xml:space="preserve"> </w:t>
-            </w:r>
-            <w:r>
-              <w:rPr>
-                <w:rFonts w:ascii="Browallia New" w:eastAsia="Browallia New" w:hAnsi="Browallia New" w:cs="Browallia New"/>
-                <w:b/>
-                <w:sz w:val="28"/>
-              </w:rPr>
-              <w:t>ปีข้างหน้า</w:t>
+              <w:t xml:space="preserve"> ปีข้างหน้า</w:t>
             </w:r>
           </w:p>
         </w:tc>
@@ -3549,15 +3370,7 @@
                 <w:b/>
                 <w:sz w:val="28"/>
               </w:rPr>
-              <w:t>3</w:t>
-            </w:r>
-            <w:r>
-              <w:rPr>
-                <w:rFonts w:ascii="Browallia New" w:eastAsia="Browallia New" w:hAnsi="Browallia New" w:cs="Browallia New"/>
-                <w:b/>
-                <w:sz w:val="28"/>
-              </w:rPr>
-              <w:t>ข. ความท้าทายของงาน</w:t>
+              <w:t>3ข. ความท้าทายของงาน</w:t>
             </w:r>
           </w:p>
           <w:p>
@@ -3627,15 +3440,7 @@
                 <w:b/>
                 <w:sz w:val="28"/>
               </w:rPr>
-              <w:t xml:space="preserve"> </w:t>
-            </w:r>
-            <w:r>
-              <w:rPr>
-                <w:rFonts w:ascii="Browallia New" w:eastAsia="Browallia New" w:hAnsi="Browallia New" w:cs="Browallia New"/>
-                <w:b/>
-                <w:sz w:val="28"/>
-              </w:rPr>
-              <w:t>ปีข้างหน้า</w:t>
+              <w:t xml:space="preserve"> ปีข้างหน้า</w:t>
             </w:r>
           </w:p>
         </w:tc>
@@ -3802,15 +3607,7 @@
           <w:b/>
           <w:sz w:val="32"/>
         </w:rPr>
-        <w:t xml:space="preserve">4. </w:t>
-      </w:r>
-      <w:r>
-        <w:rPr>
-          <w:rFonts w:ascii="Browallia New" w:eastAsia="Browallia New" w:hAnsi="Browallia New" w:cs="Browallia New"/>
-          <w:b/>
-          <w:sz w:val="32"/>
-        </w:rPr>
-        <w:t>ความรู้ ทักษะ และคุณสมบัติที่จำเป็น</w:t>
+        <w:t>4. ความรู้ ทักษะ และคุณสมบัติที่จำเป็น</w:t>
       </w:r>
     </w:p>
     <w:p>
@@ -3854,15 +3651,7 @@
                 <w:b/>
                 <w:sz w:val="28"/>
               </w:rPr>
-              <w:t>4</w:t>
-            </w:r>
-            <w:r>
-              <w:rPr>
-                <w:rFonts w:ascii="Browallia New" w:eastAsia="Browallia New" w:hAnsi="Browallia New" w:cs="Browallia New"/>
-                <w:b/>
-                <w:sz w:val="28"/>
-              </w:rPr>
-              <w:t>ก. การศึกษา / คุณสมบัติทางวิชาชีพ</w:t>
+              <w:t>4ก. การศึกษา / คุณสมบัติทางวิชาชีพ</w:t>
             </w:r>
           </w:p>
           <w:p>
@@ -4362,15 +4151,8 @@
                 <w:b/>
                 <w:sz w:val="28"/>
               </w:rPr>
-              <w:t>4</w:t>
-            </w:r>
-            <w:r>
-              <w:rPr>
-                <w:rFonts w:ascii="Browallia New" w:eastAsia="Browallia New" w:hAnsi="Browallia New" w:cs="Browallia New"/>
-                <w:b/>
-                <w:sz w:val="28"/>
-              </w:rPr>
-              <w:t>ข. ประสบการณ์ทำงานที่จำเป็น</w:t>
+              <w:lastRenderedPageBreak/>
+              <w:t>4ข. ประสบการณ์ทำงานที่จำเป็น</w:t>
             </w:r>
           </w:p>
           <w:p>
@@ -4380,7 +4162,6 @@
                 <w:i/>
                 <w:sz w:val="26"/>
               </w:rPr>
-              <w:lastRenderedPageBreak/>
               <w:t>ระบุประสบการณ์ในอดีตที่สะท้อนถึงลักษณะสถานการณ์ที่ผู้ปฏิบัติงานตำแหน่งนี้ควรมี หรืออย่างน้อยควรคุ้นเคย</w:t>
             </w:r>
           </w:p>
@@ -4405,7 +4186,6 @@
                 <w:b/>
                 <w:sz w:val="28"/>
               </w:rPr>
-              <w:lastRenderedPageBreak/>
               <w:t>ประเภทของประสบการณ์</w:t>
             </w:r>
           </w:p>
@@ -5263,15 +5043,7 @@
                 <w:b/>
                 <w:sz w:val="28"/>
               </w:rPr>
-              <w:t>4</w:t>
-            </w:r>
-            <w:r>
-              <w:rPr>
-                <w:rFonts w:ascii="Browallia New" w:eastAsia="Browallia New" w:hAnsi="Browallia New" w:cs="Browallia New"/>
-                <w:b/>
-                <w:sz w:val="28"/>
-              </w:rPr>
-              <w:t>ค. สมรรถนะ</w:t>
+              <w:t>4ค. สมรรถนะ</w:t>
             </w:r>
           </w:p>
           <w:p>
@@ -5297,15 +5069,7 @@
           <w:b/>
           <w:sz w:val="26"/>
         </w:rPr>
-        <w:t>4</w:t>
-      </w:r>
-      <w:r>
-        <w:rPr>
-          <w:rFonts w:ascii="Browallia New" w:eastAsia="Browallia New" w:hAnsi="Browallia New" w:cs="Browallia New"/>
-          <w:b/>
-          <w:sz w:val="26"/>
-        </w:rPr>
-        <w:t>ค</w:t>
+        <w:t>4ค</w:t>
       </w:r>
       <w:r>
         <w:rPr>
@@ -5323,15 +5087,7 @@
           <w:b/>
           <w:sz w:val="26"/>
         </w:rPr>
-        <w:t xml:space="preserve">(i) </w:t>
-      </w:r>
-      <w:r>
-        <w:rPr>
-          <w:rFonts w:ascii="Browallia New" w:eastAsia="Browallia New" w:hAnsi="Browallia New" w:cs="Browallia New"/>
-          <w:b/>
-          <w:sz w:val="26"/>
-        </w:rPr>
-        <w:t>สมรรถนะด้านการเป็นผู้นำ (Leadership Competencies)</w:t>
+        <w:t>(i) สมรรถนะด้านการเป็นผู้นำ (Leadership Competencies)</w:t>
       </w:r>
     </w:p>
     <w:tbl>
@@ -5676,7 +5432,7 @@
               <w:sdtPr>
                 <w:id w:val="100004"/>
                 <w14:checkbox>
-                  <w14:checked w14:val="0"/>
+                  <w14:checked w14:val="1"/>
                   <w14:checkedState w14:val="2612" w14:font="MS Gothic"/>
                   <w14:uncheckedState w14:val="2610" w14:font="MS Gothic"/>
                 </w14:checkbox>
@@ -5686,9 +5442,8 @@
                 <w:r>
                   <w:rPr>
                     <w:rFonts w:ascii="MS Gothic" w:eastAsia="MS Gothic" w:hAnsi="MS Gothic" w:hint="eastAsia"/>
-                    <w:sz w:val="28"/>
                   </w:rPr>
-                  <w:t>☐</w:t>
+                  <w:t>☒</w:t>
                 </w:r>
               </w:sdtContent>
             </w:sdt>
@@ -5873,7 +5628,7 @@
               <w:sdtPr>
                 <w:id w:val="100009"/>
                 <w14:checkbox>
-                  <w14:checked w14:val="0"/>
+                  <w14:checked w14:val="1"/>
                   <w14:checkedState w14:val="2612" w14:font="MS Gothic"/>
                   <w14:uncheckedState w14:val="2610" w14:font="MS Gothic"/>
                 </w14:checkbox>
@@ -5883,9 +5638,8 @@
                 <w:r>
                   <w:rPr>
                     <w:rFonts w:ascii="MS Gothic" w:eastAsia="MS Gothic" w:hAnsi="MS Gothic" w:hint="eastAsia"/>
-                    <w:sz w:val="28"/>
                   </w:rPr>
-                  <w:t>☐</w:t>
+                  <w:t>☒</w:t>
                 </w:r>
               </w:sdtContent>
             </w:sdt>
@@ -6070,7 +5824,7 @@
               <w:sdtPr>
                 <w:id w:val="100014"/>
                 <w14:checkbox>
-                  <w14:checked w14:val="0"/>
+                  <w14:checked w14:val="1"/>
                   <w14:checkedState w14:val="2612" w14:font="MS Gothic"/>
                   <w14:uncheckedState w14:val="2610" w14:font="MS Gothic"/>
                 </w14:checkbox>
@@ -6080,9 +5834,8 @@
                 <w:r>
                   <w:rPr>
                     <w:rFonts w:ascii="MS Gothic" w:eastAsia="MS Gothic" w:hAnsi="MS Gothic" w:hint="eastAsia"/>
-                    <w:sz w:val="28"/>
                   </w:rPr>
-                  <w:t>☐</w:t>
+                  <w:t>☒</w:t>
                 </w:r>
               </w:sdtContent>
             </w:sdt>
@@ -6249,7 +6002,7 @@
               <w:sdtPr>
                 <w:id w:val="100019"/>
                 <w14:checkbox>
-                  <w14:checked w14:val="0"/>
+                  <w14:checked w14:val="1"/>
                   <w14:checkedState w14:val="2612" w14:font="MS Gothic"/>
                   <w14:uncheckedState w14:val="2610" w14:font="MS Gothic"/>
                 </w14:checkbox>
@@ -6259,9 +6012,8 @@
                 <w:r>
                   <w:rPr>
                     <w:rFonts w:ascii="MS Gothic" w:eastAsia="MS Gothic" w:hAnsi="MS Gothic" w:hint="eastAsia"/>
-                    <w:sz w:val="28"/>
                   </w:rPr>
-                  <w:t>☐</w:t>
+                  <w:t>☒</w:t>
                 </w:r>
               </w:sdtContent>
             </w:sdt>
@@ -6444,7 +6196,7 @@
               <w:sdtPr>
                 <w:id w:val="100024"/>
                 <w14:checkbox>
-                  <w14:checked w14:val="0"/>
+                  <w14:checked w14:val="1"/>
                   <w14:checkedState w14:val="2612" w14:font="MS Gothic"/>
                   <w14:uncheckedState w14:val="2610" w14:font="MS Gothic"/>
                 </w14:checkbox>
@@ -6454,9 +6206,8 @@
                 <w:r>
                   <w:rPr>
                     <w:rFonts w:ascii="MS Gothic" w:eastAsia="MS Gothic" w:hAnsi="MS Gothic" w:hint="eastAsia"/>
-                    <w:sz w:val="28"/>
                   </w:rPr>
-                  <w:t>☐</w:t>
+                  <w:t>☒</w:t>
                 </w:r>
               </w:sdtContent>
             </w:sdt>
@@ -6515,6 +6266,7 @@
                 <w:rFonts w:ascii="Browallia New" w:eastAsia="Browallia New" w:hAnsi="Browallia New" w:cs="Browallia New"/>
                 <w:szCs w:val="22"/>
               </w:rPr>
+              <w:lastRenderedPageBreak/>
               <w:t xml:space="preserve">การปรับตัว </w:t>
             </w:r>
           </w:p>
@@ -6531,7 +6283,6 @@
                 <w:rFonts w:ascii="Browallia New" w:eastAsia="Browallia New" w:hAnsi="Browallia New" w:cs="Browallia New"/>
                 <w:szCs w:val="22"/>
               </w:rPr>
-              <w:lastRenderedPageBreak/>
               <w:t>Adaptability</w:t>
             </w:r>
           </w:p>
@@ -6642,7 +6393,7 @@
               <w:sdtPr>
                 <w:id w:val="100029"/>
                 <w14:checkbox>
-                  <w14:checked w14:val="0"/>
+                  <w14:checked w14:val="1"/>
                   <w14:checkedState w14:val="2612" w14:font="MS Gothic"/>
                   <w14:uncheckedState w14:val="2610" w14:font="MS Gothic"/>
                 </w14:checkbox>
@@ -6652,9 +6403,8 @@
                 <w:r>
                   <w:rPr>
                     <w:rFonts w:ascii="MS Gothic" w:eastAsia="MS Gothic" w:hAnsi="MS Gothic" w:hint="eastAsia"/>
-                    <w:sz w:val="28"/>
                   </w:rPr>
-                  <w:t>☐</w:t>
+                  <w:t>☒</w:t>
                 </w:r>
               </w:sdtContent>
             </w:sdt>
@@ -6836,7 +6586,7 @@
               <w:sdtPr>
                 <w:id w:val="100034"/>
                 <w14:checkbox>
-                  <w14:checked w14:val="0"/>
+                  <w14:checked w14:val="1"/>
                   <w14:checkedState w14:val="2612" w14:font="MS Gothic"/>
                   <w14:uncheckedState w14:val="2610" w14:font="MS Gothic"/>
                 </w14:checkbox>
@@ -6846,9 +6596,8 @@
                 <w:r>
                   <w:rPr>
                     <w:rFonts w:ascii="MS Gothic" w:eastAsia="MS Gothic" w:hAnsi="MS Gothic" w:hint="eastAsia"/>
-                    <w:sz w:val="28"/>
                   </w:rPr>
-                  <w:t>☐</w:t>
+                  <w:t>☒</w:t>
                 </w:r>
               </w:sdtContent>
             </w:sdt>
@@ -6898,15 +6647,7 @@
           <w:b/>
           <w:sz w:val="26"/>
         </w:rPr>
-        <w:t>4</w:t>
-      </w:r>
-      <w:r>
-        <w:rPr>
-          <w:rFonts w:ascii="Browallia New" w:eastAsia="Browallia New" w:hAnsi="Browallia New" w:cs="Browallia New"/>
-          <w:b/>
-          <w:sz w:val="26"/>
-        </w:rPr>
-        <w:t>ค</w:t>
+        <w:t>4ค</w:t>
       </w:r>
       <w:r>
         <w:rPr>
@@ -6924,15 +6665,7 @@
           <w:b/>
           <w:sz w:val="26"/>
         </w:rPr>
-        <w:t xml:space="preserve">(ii) </w:t>
-      </w:r>
-      <w:r>
-        <w:rPr>
-          <w:rFonts w:ascii="Browallia New" w:eastAsia="Browallia New" w:hAnsi="Browallia New" w:cs="Browallia New"/>
-          <w:b/>
-          <w:sz w:val="26"/>
-        </w:rPr>
-        <w:t>ความรู้และทักษะเฉพาะสายงาน (Functional Knowledge &amp; Skills)</w:t>
+        <w:t>(ii) ความรู้และทักษะเฉพาะสายงาน (Functional Knowledge &amp; Skills)</w:t>
       </w:r>
     </w:p>
     <w:tbl>
@@ -7902,15 +7635,7 @@
                 <w:b/>
                 <w:sz w:val="28"/>
               </w:rPr>
-              <w:t xml:space="preserve">5. </w:t>
-            </w:r>
-            <w:r>
-              <w:rPr>
-                <w:rFonts w:ascii="Browallia New" w:eastAsia="Browallia New" w:hAnsi="Browallia New" w:cs="Browallia New"/>
-                <w:b/>
-                <w:sz w:val="28"/>
-              </w:rPr>
-              <w:t>แนวทางการโยกย้าย/เปลี่ยนตำแหน่งที่เป็นไปได้ (Career Mobility Map)</w:t>
+              <w:t>5. แนวทางการโยกย้าย/เปลี่ยนตำแหน่งที่เป็นไปได้ (Career Mobility Map)</w:t>
             </w:r>
           </w:p>
           <w:p>
@@ -7981,15 +7706,7 @@
                 <w:sz w:val="28"/>
               </w:rPr>
               <w:br/>
-              <w:t xml:space="preserve">(Lateral / </w:t>
-            </w:r>
-            <w:r>
-              <w:rPr>
-                <w:rFonts w:ascii="Browallia New" w:eastAsia="Browallia New" w:hAnsi="Browallia New" w:cs="Browallia New"/>
-                <w:b/>
-                <w:sz w:val="28"/>
-              </w:rPr>
-              <w:t>ระดับเดียวกัน)</w:t>
+              <w:t>(Lateral / ระดับเดียวกัน)</w:t>
             </w:r>
           </w:p>
         </w:tc>
